--- a/A4_Group5_Submission_Package/A4_Individual_Reflection_Mishal.docx
+++ b/A4_Group5_Submission_Package/A4_Individual_Reflection_Mishal.docx
@@ -4747,7 +4747,7 @@
         <w:rPr>
           <w:b w:val="0"/>
         </w:rPr>
-        <w:t>When groups were allocated Savnit contacted me through the In-Group Chat and we arranged a video call in the first week. We read the assignment brief together and split the report into its three tasks. Because Savnit had done well with the Excel labs on the SustainabilityData set, they took the data analysis for Tasks 1 and 2, along with the tables, figures and appendices. I enjoy reading academic articles, so I took the literature review, the Task 3 recommendations, the executive summary and client brief, and the referencing, and I submitted the final report on behalf of the group.</w:t>
+        <w:t>When groups were allocated Savnit contacted me through WhatsApp and we arranged a video call in the first week. We read the assignment brief together and split the report into two halves. Savnit took the evidence half: the data analysis for Tasks 1 and 2, building the literacy, domain and behaviour composites, running the t-tests and ANOVAs, and producing the tables, figures and appendices. I took the argument half: the literature review, the Task 3 recommendations that turned the results into actions for Countdown, the executive summary, the client brief and the referencing, and I submitted the final report on behalf of the group.</w:t>
       </w:r>
     </w:p>
     <w:p>
@@ -4763,7 +4763,7 @@
         <w:rPr>
           <w:b w:val="0"/>
         </w:rPr>
-        <w:t>Our roles were equal in effort even though they differed in kind: Savnit produced the analysis, Sections 3 to 5 and the appendices; I produced the literature review, Sections 2 and 6, the executive summary and the reference list, and we reviewed each other's work throughout. Reviewing Savnit's analysis section also helped me understand the statistical results well enough to defend them. The only difficulty was timing around my part-time work, which we solved by moving one meeting to a Sunday evening. There was no conflict to manage beyond that.</w:t>
+        <w:t>Our roles were equal in effort even though they differed in kind. Savnit carried the evidence: the composites, the t-tests and ANOVAs, Sections 3 to 5 and the appendices. I carried the argument: the literature review in Section 2, the recommendations in Section 6, the executive summary, the client brief and the reference list - the parts the marker reads first, with the referencing marked as its own criterion. We reviewed each other's work throughout: I caught that the income analysis initially used all seven bands instead of the three recoded groups, and Savnit trimmed my recommendation paragraphs to keep us under the limit. Reviewing the analysis also taught me the statistics well enough to defend every number in it. The only difficulty was timing around my part-time work, which we solved by moving one meeting to a Sunday evening. There was no conflict to manage beyond that.</w:t>
       </w:r>
     </w:p>
     <w:p>
@@ -4771,7 +4771,7 @@
         <w:rPr>
           <w:b w:val="0"/>
         </w:rPr>
-        <w:t>I learned that dividing work by strengths, agreeing evidence-based criteria for decisions before debating them, and reviewing each other's writing makes a pair assignment much less stressful than splitting every task down the middle. Savnit carried an equal share of the work and engagement, and I have rated them 100%.</w:t>
+        <w:t>I learned that dividing work by strengths, agreeing evidence-based criteria for decisions before debating them, and reviewing each other's writing makes a pair assignment much less stressful than splitting every task down the middle. Savnit carried an equal share of the work and engagement, and I have rated Savnit 100%.</w:t>
       </w:r>
     </w:p>
     <w:p/>

--- a/A4_Group5_Submission_Package/A4_Individual_Reflection_Mishal.docx
+++ b/A4_Group5_Submission_Package/A4_Individual_Reflection_Mishal.docx
@@ -33,13 +33,13 @@
         <w:tblLook w:val="04A0" w:firstRow="1" w:lastRow="0" w:firstColumn="1" w:lastColumn="0" w:noHBand="0" w:noVBand="1"/>
       </w:tblPr>
       <w:tblGrid>
-        <w:gridCol w:w="338"/>
-        <w:gridCol w:w="5476"/>
-        <w:gridCol w:w="940"/>
-        <w:gridCol w:w="260"/>
-        <w:gridCol w:w="940"/>
-        <w:gridCol w:w="260"/>
-        <w:gridCol w:w="940"/>
+        <w:gridCol w:w="325"/>
+        <w:gridCol w:w="4949"/>
+        <w:gridCol w:w="868"/>
+        <w:gridCol w:w="741"/>
+        <w:gridCol w:w="868"/>
+        <w:gridCol w:w="741"/>
+        <w:gridCol w:w="868"/>
       </w:tblGrid>
       <w:tr>
         <w:trPr>
@@ -292,7 +292,6 @@
             <w:hideMark/>
           </w:tcPr>
           <w:p>
-            <w:r/>
             <w:r>
               <w:t>5</w:t>
             </w:r>
@@ -635,7 +634,6 @@
             <w:hideMark/>
           </w:tcPr>
           <w:p>
-            <w:r/>
             <w:r>
               <w:t>Mishal</w:t>
             </w:r>
@@ -655,7 +653,6 @@
             <w:hideMark/>
           </w:tcPr>
           <w:p>
-            <w:r/>
             <w:r>
               <w:t>(You)</w:t>
             </w:r>
@@ -822,7 +819,6 @@
             <w:hideMark/>
           </w:tcPr>
           <w:p>
-            <w:r/>
             <w:r>
               <w:t>Savnit Prasad</w:t>
             </w:r>
@@ -2198,7 +2194,6 @@
             <w:hideMark/>
           </w:tcPr>
           <w:p>
-            <w:r/>
             <w:r>
               <w:t>5</w:t>
             </w:r>
@@ -2252,7 +2247,6 @@
             <w:hideMark/>
           </w:tcPr>
           <w:p>
-            <w:r/>
             <w:r>
               <w:t>5</w:t>
             </w:r>
@@ -2404,7 +2398,6 @@
             <w:hideMark/>
           </w:tcPr>
           <w:p>
-            <w:r/>
             <w:r>
               <w:t>5</w:t>
             </w:r>
@@ -2458,7 +2451,6 @@
             <w:hideMark/>
           </w:tcPr>
           <w:p>
-            <w:r/>
             <w:r>
               <w:t>5</w:t>
             </w:r>
@@ -2610,7 +2602,6 @@
             <w:hideMark/>
           </w:tcPr>
           <w:p>
-            <w:r/>
             <w:r>
               <w:t>5</w:t>
             </w:r>
@@ -2664,7 +2655,6 @@
             <w:hideMark/>
           </w:tcPr>
           <w:p>
-            <w:r/>
             <w:r>
               <w:t>5</w:t>
             </w:r>
@@ -2816,7 +2806,6 @@
             <w:hideMark/>
           </w:tcPr>
           <w:p>
-            <w:r/>
             <w:r>
               <w:t>5</w:t>
             </w:r>
@@ -2870,7 +2859,6 @@
             <w:hideMark/>
           </w:tcPr>
           <w:p>
-            <w:r/>
             <w:r>
               <w:t>5</w:t>
             </w:r>
@@ -3022,7 +3010,6 @@
             <w:hideMark/>
           </w:tcPr>
           <w:p>
-            <w:r/>
             <w:r>
               <w:t>5</w:t>
             </w:r>
@@ -3076,7 +3063,6 @@
             <w:hideMark/>
           </w:tcPr>
           <w:p>
-            <w:r/>
             <w:r>
               <w:t>5</w:t>
             </w:r>
@@ -3228,7 +3214,6 @@
             <w:hideMark/>
           </w:tcPr>
           <w:p>
-            <w:r/>
             <w:r>
               <w:t>5</w:t>
             </w:r>
@@ -3282,7 +3267,6 @@
             <w:hideMark/>
           </w:tcPr>
           <w:p>
-            <w:r/>
             <w:r>
               <w:t>5</w:t>
             </w:r>
@@ -3434,7 +3418,6 @@
             <w:hideMark/>
           </w:tcPr>
           <w:p>
-            <w:r/>
             <w:r>
               <w:t>5</w:t>
             </w:r>
@@ -3488,7 +3471,6 @@
             <w:hideMark/>
           </w:tcPr>
           <w:p>
-            <w:r/>
             <w:r>
               <w:t>5</w:t>
             </w:r>
@@ -3640,7 +3622,6 @@
             <w:hideMark/>
           </w:tcPr>
           <w:p>
-            <w:r/>
             <w:r>
               <w:t>5</w:t>
             </w:r>
@@ -3694,7 +3675,6 @@
             <w:hideMark/>
           </w:tcPr>
           <w:p>
-            <w:r/>
             <w:r>
               <w:t>5</w:t>
             </w:r>
@@ -3846,7 +3826,6 @@
             <w:hideMark/>
           </w:tcPr>
           <w:p>
-            <w:r/>
             <w:r>
               <w:t>5</w:t>
             </w:r>
@@ -3900,7 +3879,6 @@
             <w:hideMark/>
           </w:tcPr>
           <w:p>
-            <w:r/>
             <w:r>
               <w:t>5</w:t>
             </w:r>
@@ -4052,7 +4030,6 @@
             <w:hideMark/>
           </w:tcPr>
           <w:p>
-            <w:r/>
             <w:r>
               <w:t>5</w:t>
             </w:r>
@@ -4106,7 +4083,6 @@
             <w:hideMark/>
           </w:tcPr>
           <w:p>
-            <w:r/>
             <w:r>
               <w:t>5</w:t>
             </w:r>
@@ -4449,7 +4425,6 @@
             <w:hideMark/>
           </w:tcPr>
           <w:p>
-            <w:r/>
             <w:r>
               <w:t>100%</w:t>
             </w:r>
@@ -4503,7 +4478,6 @@
             <w:hideMark/>
           </w:tcPr>
           <w:p>
-            <w:r/>
             <w:r>
               <w:t>100%</w:t>
             </w:r>
@@ -4744,36 +4718,183 @@
     </w:p>
     <w:p>
       <w:r>
+        <w:t>When groups were allocated Savnit contacted me through WhatsApp and we arranged a video call in the first week. We read the assignment brief together and split the report into two halves. Savnit took the evidence half: the data analysis for Tasks 1 and 2, building the literacy, domain and behaviour composites, running the t-tests and ANOVAs, and producing the tables, figures and appendices. I took the argument half: the literature review, the Task 3 recommendations that turned the results into actions for Countdown, the executive summary, the client brief and the referencing, and I submitted the final report on behalf of the group.</w:t>
+      </w:r>
+    </w:p>
+    <w:p>
+      <w:pPr>
         <w:rPr>
-          <w:b w:val="0"/>
+          <w:lang w:val="en-US"/>
         </w:rPr>
-        <w:t>When groups were allocated Savnit contacted me through WhatsApp and we arranged a video call in the first week. We read the assignment brief together and split the report into two halves. Savnit took the evidence half: the data analysis for Tasks 1 and 2, building the literacy, domain and behaviour composites, running the t-tests and ANOVAs, and producing the tables, figures and appendices. I took the argument half: the literature review, the Task 3 recommendations that turned the results into actions for Countdown, the executive summary, the client brief and the referencing, and I submitted the final report on behalf of the group.</w:t>
+      </w:pPr>
+      <w:r>
+        <w:rPr>
+          <w:lang w:val="en-US"/>
+        </w:rPr>
+        <w:t xml:space="preserve">Scheduled four meetings. Initially, we </w:t>
+      </w:r>
+      <w:r>
+        <w:rPr>
+          <w:lang w:val="en-US"/>
+        </w:rPr>
+        <w:t>agreed</w:t>
+      </w:r>
+      <w:r>
+        <w:rPr>
+          <w:lang w:val="en-US"/>
+        </w:rPr>
+        <w:t xml:space="preserve"> on the framework and the retailer. I </w:t>
+      </w:r>
+      <w:r>
+        <w:rPr>
+          <w:lang w:val="en-US"/>
+        </w:rPr>
+        <w:t>argued</w:t>
+      </w:r>
+      <w:r>
+        <w:rPr>
+          <w:lang w:val="en-US"/>
+        </w:rPr>
+        <w:t xml:space="preserve"> for Countdown because the sustainability initiatives at Countdown are the ones I see most when I am shopping and at first Savnit preferred The Warehouse. We had the research: Countdown and The Warehouse were by far the two most-remembered sustainable retailer brands (about 90 times each) and this was consistent with </w:t>
+      </w:r>
+      <w:r>
+        <w:rPr>
+          <w:lang w:val="en-US"/>
+        </w:rPr>
+        <w:t>Perspective’s</w:t>
+      </w:r>
+      <w:r>
+        <w:rPr>
+          <w:lang w:val="en-US"/>
+        </w:rPr>
+        <w:t xml:space="preserve"> own report so Countdown was our client because its supermarket offer was consistent with the purchase data. During the second check-in</w:t>
+      </w:r>
+      <w:r>
+        <w:rPr>
+          <w:lang w:val="en-US"/>
+        </w:rPr>
+        <w:t>,</w:t>
+      </w:r>
+      <w:r>
+        <w:rPr>
+          <w:lang w:val="en-US"/>
+        </w:rPr>
+        <w:t xml:space="preserve"> Savnit explained the t-test and ANOVA results to me so I could base the recommendations on the real data and not on assumptions. Third time I posted my draft parts and the comment from Savnit made the suggestions more spe</w:t>
+      </w:r>
+      <w:r>
+        <w:rPr>
+          <w:lang w:val="en-US"/>
+        </w:rPr>
+        <w:t>cific</w:t>
+      </w:r>
+      <w:r>
+        <w:rPr>
+          <w:lang w:val="en-US"/>
+        </w:rPr>
+        <w:t>. During the last meeting we put the report together, edited it to under 1,500 words and reviewed the list of references.</w:t>
       </w:r>
     </w:p>
     <w:p>
       <w:r>
         <w:rPr>
-          <w:b w:val="0"/>
+          <w:lang w:val="en-US"/>
         </w:rPr>
-        <w:t>We planned four check-ins. At the first we agreed the structure and the retailer. I argued for Countdown because its sustainability campaigns are the ones I notice most as a shopper, and Savnit initially favoured The Warehouse. We settled it with the data: Countdown and The Warehouse were the two most-recalled sustainable retail brands (about 90 mentions each), which also matched Perceptive's own report, so Countdown became our client because its supermarket offer fits the purchasing data. At the second check-in Savnit walked me through the t-test and ANOVA results, which let me write the recommendations around the actual numbers rather than assumptions. At the third I shared my draft sections and Savnit's feedback made the recommendations more concrete. In the final session we assembled the report, trimmed it under the 1,500-word limit and checked the reference list.</w:t>
+        <w:t xml:space="preserve">Our roles were equal in effort even though they differed in kind. Savnit presented the data: the composites, the t-tests, and the analyses of variance, Chapters </w:t>
+      </w:r>
+      <w:r>
+        <w:rPr>
+          <w:lang w:val="en-US"/>
+        </w:rPr>
+        <w:t>three</w:t>
+      </w:r>
+      <w:r>
+        <w:rPr>
+          <w:lang w:val="en-US"/>
+        </w:rPr>
+        <w:t xml:space="preserve"> to </w:t>
+      </w:r>
+      <w:r>
+        <w:rPr>
+          <w:lang w:val="en-US"/>
+        </w:rPr>
+        <w:t>five</w:t>
+      </w:r>
+      <w:r>
+        <w:rPr>
+          <w:lang w:val="en-US"/>
+        </w:rPr>
+        <w:t xml:space="preserve"> and the appendices. I presented the arguments: the 2nd section literature review, section </w:t>
+      </w:r>
+      <w:r>
+        <w:rPr>
+          <w:lang w:val="en-US"/>
+        </w:rPr>
+        <w:t xml:space="preserve">six </w:t>
+      </w:r>
+      <w:r>
+        <w:rPr>
+          <w:lang w:val="en-US"/>
+        </w:rPr>
+        <w:t xml:space="preserve">recommendations, executive summary, client brief and reference list, the sections assessed first, and the referencing assessed as a sub-element of a criterion, rather than a separate criterion. We basically proofread each other's work the entire way through; I corrected that the income analysis had used the original </w:t>
+      </w:r>
+      <w:r>
+        <w:rPr>
+          <w:lang w:val="en-US"/>
+        </w:rPr>
+        <w:t>seven</w:t>
+      </w:r>
+      <w:r>
+        <w:rPr>
+          <w:lang w:val="en-US"/>
+        </w:rPr>
+        <w:t xml:space="preserve"> bands of the income analysis rather than the </w:t>
+      </w:r>
+      <w:r>
+        <w:rPr>
+          <w:lang w:val="en-US"/>
+        </w:rPr>
+        <w:t>three</w:t>
+      </w:r>
+      <w:r>
+        <w:rPr>
+          <w:lang w:val="en-US"/>
+        </w:rPr>
+        <w:t xml:space="preserve"> we recoded, and Savnit also cut my recommendation paragraphs to keep us under the word limit. Going through the analysis also got me to the point where I could justify every number in the thing. The only issue was scheduling around </w:t>
+      </w:r>
+      <w:r>
+        <w:rPr>
+          <w:lang w:val="en-US"/>
+        </w:rPr>
+        <w:lastRenderedPageBreak/>
+        <w:t xml:space="preserve">my part-time job, which we managed to resolve by rescheduling a meeting to a Sunday night. </w:t>
       </w:r>
     </w:p>
     <w:p>
+      <w:pPr>
+        <w:rPr>
+          <w:lang w:val="en-US"/>
+        </w:rPr>
+      </w:pPr>
       <w:r>
         <w:rPr>
-          <w:b w:val="0"/>
+          <w:lang w:val="en-US"/>
         </w:rPr>
-        <w:t>Our roles were equal in effort even though they differed in kind. Savnit carried the evidence: the composites, the t-tests and ANOVAs, Sections 3 to 5 and the appendices. I carried the argument: the literature review in Section 2, the recommendations in Section 6, the executive summary, the client brief and the reference list - the parts the marker reads first, with the referencing marked as its own criterion. We reviewed each other's work throughout: I caught that the income analysis initially used all seven bands instead of the three recoded groups, and Savnit trimmed my recommendation paragraphs to keep us under the limit. Reviewing the analysis also taught me the statistics well enough to defend every number in it. The only difficulty was timing around my part-time work, which we solved by moving one meeting to a Sunday evening. There was no conflict to manage beyond that.</w:t>
+        <w:t>From my experience, sharing the work according to our respective strong points, setting mutually agreed upon, evidence-based standards for decisions prior to the debate, and editing each other's writing, considerably reduces the stress of a team project compared to dividing all of the work into two equal parts. Savnit put in the same amount of work and effort,</w:t>
+      </w:r>
+      <w:r>
+        <w:t xml:space="preserve"> </w:t>
+      </w:r>
+      <w:r>
+        <w:t>and I have rated Savnit 100%.</w:t>
+      </w:r>
+      <w:r>
+        <w:rPr>
+          <w:lang w:val="en-US"/>
+        </w:rPr>
+        <w:t xml:space="preserve"> </w:t>
       </w:r>
     </w:p>
-    <w:p>
-      <w:r>
-        <w:rPr>
-          <w:b w:val="0"/>
-        </w:rPr>
-        <w:t>I learned that dividing work by strengths, agreeing evidence-based criteria for decisions before debating them, and reviewing each other's writing makes a pair assignment much less stressful than splitting every task down the middle. Savnit carried an equal share of the work and engagement, and I have rated Savnit 100%.</w:t>
-      </w:r>
-    </w:p>
+    <w:p/>
     <w:p/>
     <w:sectPr>
       <w:pgSz w:w="12240" w:h="15840"/>
@@ -5388,7 +5509,6 @@
   <w:style w:type="character" w:default="1" w:styleId="DefaultParagraphFont">
     <w:name w:val="Default Paragraph Font"/>
     <w:uiPriority w:val="1"/>
-    <w:semiHidden/>
     <w:unhideWhenUsed/>
   </w:style>
   <w:style w:type="table" w:default="1" w:styleId="TableNormal">

--- a/A4_Group5_Submission_Package/A4_Individual_Reflection_Mishal.docx
+++ b/A4_Group5_Submission_Package/A4_Individual_Reflection_Mishal.docx
@@ -4718,7 +4718,10 @@
     </w:p>
     <w:p>
       <w:r>
-        <w:t>When groups were allocated Savnit contacted me through WhatsApp and we arranged a video call in the first week. We read the assignment brief together and split the report into two halves. Savnit took the evidence half: the data analysis for Tasks 1 and 2, building the literacy, domain and behaviour composites, running the t-tests and ANOVAs, and producing the tables, figures and appendices. I took the argument half: the literature review, the Task 3 recommendations that turned the results into actions for Countdown, the executive summary, the client brief and the referencing, and I submitted the final report on behalf of the group.</w:t>
+        <w:t>When groups were allocated Savnit contacted me through WhatsApp and we arranged a video call in the first week. We read the assignment brief together and split the report into two halves. Savnit took the evidence half: the data analysis for Tasks 1 and 2, building the literacy, domain and behaviour composites, running the t-tests and ANOVAs, and producing the tables, figures and appendices. I took the argument half: the literature review, the Task 3 recommendations that turned the results into actions for C</w:t>
+      </w:r>
+      <w:r>
+        <w:t>ountdown, the executive summary, the client brief and the referencing, and I submitted the final report on behalf of the group.</w:t>
       </w:r>
     </w:p>
     <w:p>
@@ -4757,17 +4760,39 @@
         </w:rPr>
         <w:t xml:space="preserve"> for Countdown because the sustainability initiatives at Countdown are the ones I see most when I am shopping and at first Savnit preferred The Warehouse. We had the research: Countdown and The Warehouse were by far the two most-remembered sustainable retailer brands (about 90 times each) and this was consistent with </w:t>
       </w:r>
+      <w:proofErr w:type="spellStart"/>
       <w:r>
         <w:rPr>
           <w:lang w:val="en-US"/>
         </w:rPr>
-        <w:t>Perspective’s</w:t>
+        <w:t>Perceptive's</w:t>
+      </w:r>
+      <w:proofErr w:type="spellEnd"/>
+      <w:r>
+        <w:rPr>
+          <w:lang w:val="en-US"/>
+        </w:rPr>
+        <w:t xml:space="preserve"> </w:t>
       </w:r>
       <w:r>
         <w:rPr>
           <w:lang w:val="en-US"/>
         </w:rPr>
-        <w:t xml:space="preserve"> own report so Countdown was our client because its supermarket offer was consistent with the purchase data. During the second check-in</w:t>
+        <w:t xml:space="preserve">own </w:t>
+      </w:r>
+      <w:proofErr w:type="gramStart"/>
+      <w:r>
+        <w:rPr>
+          <w:lang w:val="en-US"/>
+        </w:rPr>
+        <w:t>report</w:t>
+      </w:r>
+      <w:proofErr w:type="gramEnd"/>
+      <w:r>
+        <w:rPr>
+          <w:lang w:val="en-US"/>
+        </w:rPr>
+        <w:t xml:space="preserve"> so Countdown was our client because its supermarket offer was consistent with the purchase data. During the second check-in</w:t>
       </w:r>
       <w:r>
         <w:rPr>
@@ -4879,7 +4904,35 @@
         <w:rPr>
           <w:lang w:val="en-US"/>
         </w:rPr>
-        <w:t>From my experience, sharing the work according to our respective strong points, setting mutually agreed upon, evidence-based standards for decisions prior to the debate, and editing each other's writing, considerably reduces the stress of a team project compared to dividing all of the work into two equal parts. Savnit put in the same amount of work and effort,</w:t>
+        <w:t xml:space="preserve">From my experience, sharing the work according to our respective strong points, setting mutually agreed upon, evidence-based standards for decisions prior to the debate, and editing each other's </w:t>
+      </w:r>
+      <w:proofErr w:type="gramStart"/>
+      <w:r>
+        <w:rPr>
+          <w:lang w:val="en-US"/>
+        </w:rPr>
+        <w:t>writing,</w:t>
+      </w:r>
+      <w:proofErr w:type="gramEnd"/>
+      <w:r>
+        <w:rPr>
+          <w:lang w:val="en-US"/>
+        </w:rPr>
+        <w:t xml:space="preserve"> considerably reduces the stress of a team project compared to dividing </w:t>
+      </w:r>
+      <w:proofErr w:type="gramStart"/>
+      <w:r>
+        <w:rPr>
+          <w:lang w:val="en-US"/>
+        </w:rPr>
+        <w:t>all of</w:t>
+      </w:r>
+      <w:proofErr w:type="gramEnd"/>
+      <w:r>
+        <w:rPr>
+          <w:lang w:val="en-US"/>
+        </w:rPr>
+        <w:t xml:space="preserve"> the work into two equal parts. Savnit put in the same amount of work and effort,</w:t>
       </w:r>
       <w:r>
         <w:t xml:space="preserve"> </w:t>
@@ -5509,6 +5562,7 @@
   <w:style w:type="character" w:default="1" w:styleId="DefaultParagraphFont">
     <w:name w:val="Default Paragraph Font"/>
     <w:uiPriority w:val="1"/>
+    <w:semiHidden/>
     <w:unhideWhenUsed/>
   </w:style>
   <w:style w:type="table" w:default="1" w:styleId="TableNormal">
